--- a/example_articles/countries/Puerto Rico/3.countries_Puerto Rico_New_York_Times.docx
+++ b/example_articles/countries/Puerto Rico/3.countries_Puerto Rico_New_York_Times.docx
@@ -27,17 +27,17 @@
     </w:p>
     <w:p>
       <w:r>
-        <w:t>Source File: NYT/23.DOCX</w:t>
+        <w:t>Source file: NYT/23.DOCX</w:t>
       </w:r>
     </w:p>
     <w:p>
       <w:r>
-        <w:t>Raw locations result: ['Puerto Rico']</w:t>
+        <w:t>Raw locations result, 'locations': ['Puerto Rico']</w:t>
       </w:r>
     </w:p>
     <w:p>
       <w:r>
-        <w:t>countries_stand_flat (Standardized): Puerto Rico</w:t>
+        <w:t>Standardized locations result, 'countries_stand_flat': Puerto Rico</w:t>
       </w:r>
     </w:p>
     <w:p>

--- a/example_articles/countries/Puerto Rico/3.countries_Puerto Rico_New_York_Times.docx
+++ b/example_articles/countries/Puerto Rico/3.countries_Puerto Rico_New_York_Times.docx
@@ -7,7 +7,7 @@
         <w:pStyle w:val="Heading1"/>
       </w:pPr>
       <w:r>
-        <w:t>How Republics End</w:t>
+        <w:t>In Puerto Rico, Home Cooking Is Reborn as Nueva Cocina</w:t>
       </w:r>
     </w:p>
     <w:p>
@@ -17,17 +17,17 @@
     </w:p>
     <w:p>
       <w:r>
-        <w:t>Date: 2016-12-19</w:t>
+        <w:t>Date: 2000-03-08</w:t>
       </w:r>
     </w:p>
     <w:p>
       <w:r>
-        <w:t>Section: Section A; Column 0; Editorial Desk; Pg. 21; OP-ED COLUMNIST</w:t>
+        <w:t>Section: Section F; ; Section F; Page 1; Column 1; Dining In, Dining Out/Style Desk ; Column 1;</w:t>
       </w:r>
     </w:p>
     <w:p>
       <w:r>
-        <w:t>Source file: NYT/23.DOCX</w:t>
+        <w:t>Source file: NYT/53.DOCX</w:t>
       </w:r>
     </w:p>
     <w:p>
@@ -49,38 +49,184 @@
     </w:p>
     <w:p>
       <w:r>
-        <w:t>Many people are reacting to the rise of Trumpism and nativist movements in Europe by reading history -- specifically, the history of the 1930s. And they are right to do so. It takes willful blindness not to see the parallels between the rise of fascism and our current political nightmare.</w:t>
+        <w:t>WALKING into the Casita Blanca restaurant is like walking into a country home, one with ceiling fans, bare cement floors and live poultry -- in this case a turkey named Gabino and a rooster known as Pancho -- roaming the indoor patio.</w:t>
         <w:br/>
-        <w:t xml:space="preserve">But the '30s isn't the only era with lessons to teach us. Lately I've been reading a lot about the ancient world. Initially, I have to admit, I was doing it for entertainment and as a refuge from news that gets worse with each passing day. But I couldn't help noticing the contemporary resonances of some Roman history -- specifically, the tale of how the Roman Republic fell. </w:t>
+        <w:t>In this small restaurant in the working-class neighborhood of Villa Palmeras, Jesus Perez has created something that is simple yet rare: a place where you can experience the full scope of Puerto Rican cuisine, including the traditional dishes that are usually not found outside a home, even here on the island. Mr. Perez cooks the recipes he learned from his mother, Aurora Ruiz, dishes like pastelon, a sweet plantain pie with layers of string beans and ground beef that is baked like lasagna, and majarete, a creamy porridge made with rice meal, coconut milk and cinnamon.</w:t>
         <w:br/>
-        <w:t xml:space="preserve">  Here's what I learned: Republican institutions don't protect against tyranny when powerful people start defying political norms. And tyranny, when it comes, can flourish even while maintaining a republican facade.</w:t>
+        <w:t>"I grew up in a poor house, in a slum, but every day we had a banquet," Mr. Perez said. "There was always an open pot simmering on the stove for anyone who wanted to drop in to eat."</w:t>
         <w:br/>
-        <w:t xml:space="preserve">  On the first point: Roman politics involved fierce competition among ambitious men. But for centuries that competition was constrained by some seemingly unbreakable rules. Here's what Adrian Goldsworthy's ''In the Name of Rome'' says: ''However important it was for an individual to win fame and add to his and his family's reputation, this should always be subordinated to the good of the Republic ... no disappointed Roman politician sought the aid of a foreign power.''</w:t>
+        <w:t>This is food that is complex in flavor, not spicy, never hot, but well seasoned, full bodied and like cooking nowhere else, even though the ingredients are similar to other cuisines of the Caribbean.</w:t>
         <w:br/>
-        <w:t xml:space="preserve">  America used to be like that, with prominent senators declaring that we must stop ''partisan politics at the water's edge.'' But now we have a president-elect who openly asked Russia to help smear his opponent, and all indications are that the bulk of his party was and is just fine with that. (A new poll shows that Republican approval of Vladimir Putin has surged even though -- or, more likely, precisely because -- it has become clear that Russian intervention played an important role in the U.S. election.) Winning domestic political struggles is all that matters, the good of the republic be damned.</w:t>
+        <w:t>But the true character of Puerto Rico's cooking remains largely a secret because it has been for the most part kept at home. Serious restaurants serving Puerto Rican food are scarce in the United States. More often, the best -- if limited -- examples of Puerto Rican food in American cities like New York is found in neighborhood fondas, lunch-counter type places like La Fonda Boricua on 106th Street and Third Avenue in East Harlem (under a sign reading Gina y George, its former name), where the food is served in big heaps.</w:t>
         <w:br/>
-        <w:t xml:space="preserve">  And what happens to the republic as a result? Famously, on paper the transformation of Rome from republic to empire never happened. Officially, imperial Rome was still ruled by a Senate that just happened to defer to the emperor, whose title originally just meant ''commander,'' on everything that mattered. We may not go down exactly the same route -- although are we even sure of that? -- but the process of destroying democratic substance while preserving forms is already underway.</w:t>
+        <w:t>Some chefs explained this underrepresentation by noting that the Puerto Rican clientele are hard to please because they often find restaurant dishes lacking and expensive when compared with what is served at the family table.</w:t>
         <w:br/>
-        <w:t xml:space="preserve">  Consider what just happened in North Carolina. The voters made a clear choice, electing a Democratic governor. The Republican legislature didn't openly overturn the result -- not this time, anyway -- but it effectively stripped the governor's office of power, ensuring that the will of the voters wouldn't actually matter.</w:t>
+        <w:t>In New York, some chefs said, the nature of the Puerto Rican migration -- one of constant travel back and forth between Puerto Rico and the mainland -- makes restaurants less vital.</w:t>
         <w:br/>
-        <w:t xml:space="preserve">  Combine this sort of thing with continuing efforts to disenfranchise or at least discourage voting by minority groups, and you have the potential making of a de facto one-party state: one that maintains the fiction of democracy, but has rigged the game so that the other side can never win.</w:t>
+        <w:t>"A restaurant indicates nostalgia or not being able to go to your country," said Alex Garcia, the executive chef of Calle Ocho, a pan-Latin restaurant on the Upper West Side. "And the reality is that even though there are many Puerto Ricans here, Puerto Rico is very accessible to them."</w:t>
         <w:br/>
-        <w:t xml:space="preserve">  Why is this happening? I'm not asking why white working-class voters support politicians whose policies will hurt them -- I'll be coming back to that issue in future columns. My question, instead, is why one party's politicians and officials no longer seem to care about what we used to think were essential American values. And let's be clear: This is a Republican story, not a case of ''both sides do it.''</w:t>
+        <w:t>When Puerto Ricans crave their food, they think beyond the tostones and fritters, the rice and beans, the roast pork shoulder and other staples commonly associated with their cuisine. Instead, one might think of a serenata, a salad of dried codfish and boiled root vegetables like yautia, name, malanga, green bananas and yuca, in a peppery lime vinaigrette. Or salmorejo de jueyes, sauteed crab meat with the intense taste of the island's small native crabs, which are increasingly hard to find as they lose their habitat to new development. Or pasteles, the tamale-shaped packets made up of a paste of grated plantains, pork, garbanzo beans, olives and raisins wrapped in plantain leaves.</w:t>
         <w:br/>
-        <w:t xml:space="preserve">  So what's driving this story? I don't think it's truly ideological. Supposedly free-market politicians are already discovering that crony capitalism is fine as long as it involves the right cronies. It does have to do with class warfare -- redistribution from the poor and the middle class to the wealthy is a consistent theme of all modern Republican policies. But what directly drives the attack on democracy, I'd argue, is simple careerism on the part of people who are apparatchiks within a system insulated from outside pressures by gerrymandered districts, unshakable partisan loyalty, and lots and lots of plutocratic financial support.</w:t>
+        <w:t>Mr. Garcia, who was born in Cuba but spent part of his childhood in Puerto Rico, found the restaurant business particularly difficult on the island, where he closed a restaurant after only eight months. "How do I sell an empanada for $10 if they can make it better or find it elsewhere for $2?" Mr. Garcia asked.</w:t>
         <w:br/>
-        <w:t xml:space="preserve">  For such people, toeing the party line and defending the party's rule are all that matters. And if they sometimes seem consumed with rage at anyone who challenges their actions, well, that's how hacks always respond when called on their hackery.</w:t>
+        <w:t>But there are a few chefs who are taking Puerto Rican cuisine into high-toned restaurants. At places like Pikayo in the Condado tourist area of San Juan and Su Casa at the Hyatt Dorado Beach in Dorado, a half-hour drive east of San Juan, chefs are reinterpreting traditional recipes in the way so many other pan-Latin chefs have in recent years. They offer fusion inventions like conch egg roll, sauteed foie gras over candied plantains, and grilled veal chops served with terrine of eggplants in tamarind sauce.</w:t>
         <w:br/>
-        <w:t xml:space="preserve">  One thing all of this makes clear is that the sickness of American politics didn't begin with Donald Trump, any more than the sickness of the Roman Republic began with Caesar. The erosion of democratic foundations has been underway for decades, and there's no guarantee that we will ever be able to recover.</w:t>
+        <w:t>This new Puerto Rican cooking, called nueva cocina criolla, is not unlike the dishes found in Manhattan restaurants like Calle Ocho and Cuba Libre in Chelsea, except that it emphasizes Puerto Rican flavors. At Pikayo, for example, Wilo Benet, the chef and an owner, serves sushi tuna on arroz pegao, the crispy layer of rice scraped from the bottom of the cast-iron pot that some Puerto Ricans fight over at the end of the meal. It's a surprising, delicious combination.</w:t>
         <w:br/>
-        <w:t xml:space="preserve">  But if there is any hope of redemption, it will have to begin with a clear recognition of how bad things are. American democracy is very much on the edge.</w:t>
+        <w:t>Like that of other Spanish-speaking Caribbean countries, Puerto Rican cuisine has its roots in Spain and in influences that can be traced to African slaves and the native Indians of the region. But the food is different, island to island, and one key difference is the mix and proportion of the herbs and spices used in stews and rice dishes.</w:t>
         <w:br/>
-        <w:t xml:space="preserve">  Read my blog, The Conscience of a Liberal, and follow me on Twitter, @PaulKrugman. </w:t>
+        <w:t>Cubans, for instance, are partial to cumin, and Dominicans to oregano. In Puerto Rico, the indispensable ingredients are cilantro and recao, a strong-smelling herb with long, spiky leaves found there in backyards.</w:t>
         <w:br/>
-        <w:t xml:space="preserve">  Follow The New York Times Opinion section on Facebook and Twitter (@NYTopinion), and sign up for the Opinion Today newsletter. </w:t>
+        <w:t>The essence of the cooking is the sofrito, a mixture of recao and cilantro leaves, small sweet chili peppers, onions, green peppers and garlic. Sauteed in corn or olive oil, it becomes the foundation for most dishes, like chicken with rice, red beans and asopao, a soupy rice stew made with chicken or shrimp.</w:t>
+        <w:br/>
+        <w:t>So vital is the sofrito in Puerto Rican kitchens that cooks -- using a blender to grind or, even better, mortar and pestle to crush the ingredients -- make it in bulk and freeze it to have it handy at any moment.</w:t>
+        <w:br/>
+        <w:t>"You mix those ingredients up and it's like magic," Mr. Perez said, bringing out a mortar whose aroma impregnated the air at his restaurant like incense.</w:t>
+        <w:br/>
+        <w:t>The other defining seasoning is adobo, a blend of salt, oregano, peppercorn and garlic, all crushed by mortar and pestle with olive oil and vinegar. So powerful is this seasoning that when applied to turkey it can make it taste like pork. In Puerto Rico, the term pavochon -- from pavo (turkey) and lechon (pig) -- has been coined for turkey seasoned and roasted like pig.</w:t>
+        <w:br/>
+        <w:t>Despite such intense flavors, Puerto Rican food is never spicy. (Puerto Ricans who want a stinging experience sprinkle their dishes with pique, a water-based hot sauce that is homemade but can also be bought at stores and some restaurants.) If anything, there is a tendency toward sweet and salty combinations that make heavy use of ripe plantains and sweet vegetables like pumpkin and sweet potato.</w:t>
+        <w:br/>
+        <w:t>Nueva cocina criolla can be traced to Alfredo Ayala, an industrial engineer who in 1979 decided to make a career out of his cooking hobby. His first restaurant, Ali Oli, opened in 1981 in a middle-class neighborhood in Carolina, next door to San Juan, with a menu rich in Puerto Rican produce and ingredients.</w:t>
+        <w:br/>
+        <w:t>Mr. Ayala, who sold Ali Oli in 1988 and is now the chef and owner of Su Casa, was heavily influenced by chefs in San Francisco, where he lived during the rage over chefs like Alice Waters and Jeremiah Tower and their emphasis on the French-style preparation of local produce.</w:t>
+        <w:br/>
+        <w:t>"They were discovering passion fruit and I'd say, I've eaten passion fruit since childhood!" Mr. Ayala said.</w:t>
+        <w:br/>
+        <w:t>In Puerto Rico, Mr. Ayala turned to homegrown ingredients for his dishes -- things like squash, arugula, mango, pineapple and swordfish caught off Puerto Rico's coast. While other restaurants offered soup with canned asparagus or mushrooms, Mr. Ayala served celery root soup. He started a revolution.</w:t>
+        <w:br/>
+        <w:t>Mr. Ayala, however, dislikes the term "new cuisine." "What's new about it?" he said. "What it has is an actualization of the cuisine, but I'm not reinventing Puerto Rican cuisine. I'm using very basic knowledge and combining it with ideas from outside Puerto Rico, but I try to maintain the basic roots pure."</w:t>
+        <w:br/>
+        <w:t>Even old standards like mofongo, a garlicky mound of mashed plantains filled with chunks of pork, shellfish and other meats, can rise to the occasion. At Pikayo, a mofongo with shrimp is $28. Asked what made his mofongo worth nearly double what most others charge, Mr. Benet answered: "Five pieces of very large shrimp."</w:t>
+        <w:br/>
+        <w:t>Mr. Benet, who worked as the chef for the governor of Puerto Rico before opening Pikayo in 1990, heightens traditional dishes by using the best ingredients possible. For his version of bistec encebollado, an onion-smothered dish usually made with tenderized top round, Mr. Benet uses beef tenderloin.</w:t>
+        <w:br/>
+        <w:t>"There are things I like to invent, but I also like to do the classics really well," he said. "My point of departure is childhood -- what did your mother feed you?"</w:t>
+        <w:br/>
+        <w:t>In my case, some of the best Puerto Rican food I have had. This year, as a millennium gift, I gave my family a calendar filled with recipes I grew up with, the traditional dishes that no one had ever bothered to write down.</w:t>
+        <w:br/>
+        <w:t>There is arroz con pollo de Dora (my mom, Dinorah E. Perez, enhances the flavor by boiling the chicken separately, then using the broth to cook the rice), and las costi llitas con berenjena de Mami Lucy, my 82-year-old aunt's country-style ribs with eggplant fricassee. In Mami Lucy's creation, the meat is as tender as the eggplant. My Titi Edda's arroz con gandules, or rice with pigeon peas, is so fluffy and flavorful it can be eaten by itself.</w:t>
+        <w:br/>
+        <w:t>Professional chefs bemoan the fact that many Puerto Ricans, my relatives included, have grown accustomed to using artificial flavors and seasonings as shortcuts to speed up cooking time. But some also note that the talent found in private kitchens is to blame for the scarcity of Puerto Rican restaurants.</w:t>
+        <w:br/>
+        <w:t>"It has nothing to do with the food," Mr. Ayala said. "It has to do with the mentality that I'd rather eat at home because my mom or my grandmother makes the best beans."</w:t>
+        <w:br/>
+        <w:t xml:space="preserve"> </w:t>
+        <w:br/>
+        <w:t>DORA'S RICE WITH CHICKEN</w:t>
+        <w:br/>
+        <w:t>Adapted from Dinorah E. Perez</w:t>
+        <w:br/>
+        <w:t>Time: 1 1/2 hours</w:t>
+        <w:br/>
+        <w:t xml:space="preserve"> </w:t>
+        <w:br/>
+        <w:t>8 pieces of chicken (breasts, thighs or drumsticks)</w:t>
+        <w:br/>
+        <w:t>4 cups chicken stock or canned broth</w:t>
+        <w:br/>
+        <w:t>2 small sprigs fresh cilantro</w:t>
+        <w:br/>
+        <w:t>2 medium green bell peppers, chopped</w:t>
+        <w:br/>
+        <w:t>2 small sweet chili peppers, chopped</w:t>
+        <w:br/>
+        <w:t>1 medium onion, peeled and chopped</w:t>
+        <w:br/>
+        <w:t>3 garlic cloves, peeled</w:t>
+        <w:br/>
+        <w:t>2 tablespoons corn oil</w:t>
+        <w:br/>
+        <w:t>2 ounces cured ham, diced</w:t>
+        <w:br/>
+        <w:t>1 6-ounce can tomato sauce</w:t>
+        <w:br/>
+        <w:t xml:space="preserve"> 1/2 teaspoon ( 1/2 packet) Sazon seasoning with coriander and annatto</w:t>
+        <w:br/>
+        <w:t>7 pitted green olives</w:t>
+        <w:br/>
+        <w:t>3 tablespoons capers</w:t>
+        <w:br/>
+        <w:t>Salt</w:t>
+        <w:br/>
+        <w:t>4 cups short-grain rice</w:t>
+        <w:br/>
+        <w:t>1 small jar sliced pimentos, for garnish.</w:t>
+        <w:br/>
+        <w:t>1. Trim excess fat from chicken, and reserve 1 or 2 pieces of fat. In a large saucepan, combine chicken, stock, 1 sprig cilantro and 1 bell pepper. Bring to a boil, then reduce heat to low. Cover and simmer until chicken is cooked through, about 20 minutes.</w:t>
+        <w:br/>
+        <w:t>2. To prepare sofrito: In a blender, combine remaining bell pepper, sweet chili peppers, remaining sprig of cilantro, onion and garlic cloves. Add 1 or 2 tablespoons water, and process until pureed. Set aside.</w:t>
+        <w:br/>
+        <w:t>3. Place a large cast-iron casserole over medium-high heat. Add corn oil, ham and chicken fat. Saute until ham is browned, about 2 minutes. Reduce heat to medium-low, and discard fat. Add sofrito, and stir for 1 minute. Add tomato sauce, Sazon seasoning, olives and capers. Mix well and season to taste with salt. Transfer chicken pieces to casserole; reserve broth in saucepan. Mix, turning chicken to coat it well with sauce. Transfer chicken to a large plate, and set aside.</w:t>
+        <w:br/>
+        <w:t>4. Add rice to casserole. Add just enough broth to barely cover it. Discard peppers. Bring broth to a boil, then reduce heat to low. Cover pan and cook until rice has absorbed broth, about 15 to 20 minutes. Stir mixture, and again add enough broth to just cover rice. Cover pan, and simmer until broth is absorbed, about 20 minutes more. Add any remaining broth or water until rice is soft.</w:t>
+        <w:br/>
+        <w:t>5. Place chicken pieces on top of rice in casserole, cover, and allow chicken to reheat. Place a generous portion of rice on each plate, and top with a piece of chicken. Garnish with pimento strips, and serve.</w:t>
+        <w:br/>
+        <w:t>Yield: 4 to 6 servings.</w:t>
+        <w:br/>
+        <w:t xml:space="preserve"> </w:t>
+        <w:br/>
+        <w:t>BISTEC ENCEBOLLADO</w:t>
+        <w:br/>
+        <w:t>Adapted from Wilo Benet, Pikayo restaurant, San Juan, P.R.</w:t>
+        <w:br/>
+        <w:t>Time: 45 minutes</w:t>
+        <w:br/>
+        <w:t xml:space="preserve"> </w:t>
+        <w:br/>
+        <w:t>1 teaspoon ground cumin</w:t>
+        <w:br/>
+        <w:t>1 teaspoon dried oregano</w:t>
+        <w:br/>
+        <w:t>1 teaspoon garlic powder</w:t>
+        <w:br/>
+        <w:t>1 teaspoon onion powder</w:t>
+        <w:br/>
+        <w:t xml:space="preserve"> 1/2 teaspoon freshly ground black pepper</w:t>
+        <w:br/>
+        <w:t>1 teaspoon kosher salt</w:t>
+        <w:br/>
+        <w:t>3 1/2 cups vegetable oil</w:t>
+        <w:br/>
+        <w:t>2 large Idaho potatoes, peeled and cut into matchsticks (see note)</w:t>
+        <w:br/>
+        <w:t>2 to 2 1/2 pounds beef tenderloin, cut crosswise into 12 slices</w:t>
+        <w:br/>
+        <w:t>6 tablespoons extra virgin olive oil</w:t>
+        <w:br/>
+        <w:t>2 large onions, peeled and cut into 1/4-inch slices</w:t>
+        <w:br/>
+        <w:t>8 teaspoons (1 stick) unsalted butter</w:t>
+        <w:br/>
+        <w:t>2 1/2 tablespoons white vinegar</w:t>
+        <w:br/>
+        <w:t>2 cups beef stock or canned beef broth.</w:t>
+        <w:br/>
+        <w:t>1. Prepare adobo spice mixture: In a small bowl, combine cumin, oregano, garlic powder, onion powder, black pepper and salt. Set aside.</w:t>
+        <w:br/>
+        <w:t>2. Preheat oven to 250 degrees. Line a baking sheet with paper towels. In a large skillet over medium-high heat, heat vegetable oil. Add potatoes and fry, stirring, until well browned. Use a slotted spatula to transfer potatoes to baking sheet to drain briefly. Discard paper towels and transfer potatoes to oven to keep warm.</w:t>
+        <w:br/>
+        <w:t>3. Place a sheet of plastic wrap over a slice of beef, and pound thin. Season generously with adobo, and set aside. Repeat with remaining beef. In a large skillet over high heat, heat olive oil and add onions. Saute until browned to taste.</w:t>
+        <w:br/>
+        <w:t>4. Add butter, vinegar and beef stock. When butter has melted, stir to mix well. Add seasoned beef slices over onions in skillet; slices may overlap. Cover pan tightly, and cook until beef has browned, about 2 minutes.</w:t>
+        <w:br/>
+        <w:t>5. To serve, place a slice of beef on a plate, top with some onions, another slice of beef, onions and a third slice of beef. Repeat on three other plates. Place a portion of matchstick fries on top of each mound of beef, and drizzle plate with sauce from skillet. If desired, serve with rice and beans and fried plantains.</w:t>
+        <w:br/>
+        <w:t>Yield: 4 servings.</w:t>
+        <w:br/>
+        <w:t>Note: Potatoes may be cut using a mandoline, or by slicing by hand into 1/8-inch slices, then into 1/8-inch-wide matchsticks.</w:t>
         <w:br/>
         <w:br/>
-        <w:t>http://www.nytimes.com/2016/12/19/opinion/how-republics-end.html</w:t>
+        <w:t>http://www.nytimes.com</w:t>
+        <w:br/>
+        <w:br/>
+        <w:t>Graphic</w:t>
+        <w:br/>
+        <w:br/>
+        <w:t xml:space="preserve"> </w:t>
+        <w:br/>
+        <w:t>Photos: CARIBBEAN FLAVOR -- Su Casa in Dorado, P.R., where Alfredo Ayala serves local dishes. (Laura Magruder for The New York Times)(pg. F1); LOCAL SPICE -- Left, the ingredients for sofrito, the seasoning that gives Puerto Rican cuisine its particular flavor. Wilo Benet, center, chef and owner of Pikayo. Right, pigs' feet with rice and plantains at La Casita Blanca. (Photographs by Laura Magruder for The New York Times)(pg. F8)</w:t>
       </w:r>
     </w:p>
     <w:sectPr>

--- a/example_articles/countries/Puerto Rico/3.countries_Puerto Rico_New_York_Times.docx
+++ b/example_articles/countries/Puerto Rico/3.countries_Puerto Rico_New_York_Times.docx
@@ -7,7 +7,7 @@
         <w:pStyle w:val="Heading1"/>
       </w:pPr>
       <w:r>
-        <w:t>In Puerto Rico, Home Cooking Is Reborn as Nueva Cocina</w:t>
+        <w:t>Feminist Factions United and Filled the Streets for This Historic March</w:t>
       </w:r>
     </w:p>
     <w:p>
@@ -17,22 +17,22 @@
     </w:p>
     <w:p>
       <w:r>
-        <w:t>Date: 2000-03-08</w:t>
+        <w:t>Date: 2020-08-26</w:t>
       </w:r>
     </w:p>
     <w:p>
       <w:r>
-        <w:t>Section: Section F; ; Section F; Page 1; Column 1; Dining In, Dining Out/Style Desk ; Column 1;</w:t>
+        <w:t>Section: US</w:t>
       </w:r>
     </w:p>
     <w:p>
       <w:r>
-        <w:t>Source file: NYT/53.DOCX</w:t>
+        <w:t>Source file: NYT/12.DOCX</w:t>
       </w:r>
     </w:p>
     <w:p>
       <w:r>
-        <w:t>Raw locations result, 'locations': ['Puerto Rico']</w:t>
+        <w:t>Raw locations result, 'locations': ['New York', 'Puerto Rico', 'Massachusetts', 'California', 'District of Columbia', 'Maryland', 'Washington', 'Ohio']</w:t>
       </w:r>
     </w:p>
     <w:p>
@@ -49,184 +49,41 @@
     </w:p>
     <w:p>
       <w:r>
-        <w:t>WALKING into the Casita Blanca restaurant is like walking into a country home, one with ceiling fans, bare cement floors and live poultry -- in this case a turkey named Gabino and a rooster known as Pancho -- roaming the indoor patio.</w:t>
+        <w:t>The 1970 Women's Strike for Equality was the largest women's rights demonstration since the era of suffrage — and more inclusive than anything that had been seen before. Fifty years to the day after suffragists secured the vote for American women, tens of thousands of women took to the streets of New York to commemorate this past success and to demand "the unfinished business of our equality."</w:t>
         <w:br/>
-        <w:t>In this small restaurant in the working-class neighborhood of Villa Palmeras, Jesus Perez has created something that is simple yet rare: a place where you can experience the full scope of Puerto Rican cuisine, including the traditional dishes that are usually not found outside a home, even here on the island. Mr. Perez cooks the recipes he learned from his mother, Aurora Ruiz, dishes like pastelon, a sweet plantain pie with layers of string beans and ground beef that is baked like lasagna, and majarete, a creamy porridge made with rice meal, coconut milk and cinnamon.</w:t>
+        <w:t>All women were invited, and many showed up. "Every kind of woman you ever see in New York was there," The New York Times reported on Aug. 30, 1970. "Limping octogenarians, braless teenagers, Black Panther women, telephone operators, waitresses, Westchester matrons, fashion models, Puerto Rican factory workers, nurses in uniform, young mothers carrying babies on their backs." There were even some men.</w:t>
         <w:br/>
-        <w:t>"I grew up in a poor house, in a slum, but every day we had a banquet," Mr. Perez said. "There was always an open pot simmering on the stove for anyone who wanted to drop in to eat."</w:t>
+        <w:t>The evening of Aug. 26 was warm and windy, and Manhattan's streets were filled. Crowds surged along Fifth Avenue, with people toting signs and chanting. Marchers had a permit but disregarded the city's order to stay in a single traffic lane. They spilled over barricades, tangling up traffic and disrupting business as usual. Too many of them had been trapped indoors for too long. It was time to be outside, together, in public.</w:t>
         <w:br/>
-        <w:t>This is food that is complex in flavor, not spicy, never hot, but well seasoned, full bodied and like cooking nowhere else, even though the ingredients are similar to other cuisines of the Caribbean.</w:t>
+        <w:t>Betty Friedan, the author of "The Feminine Mystique" and a co-founder of the National Organization for Women (NOW), was unusually open to a younger, often angrier generation. Her book might have narrowly focused on white housewives, but as an organizer, she was eager to build coalitions with working-class women and women of color. She collaborated closely with the lawyer and activist Pauli Murray, the first Black student to earn a juris doctorate degree from Yale Law School; together, they developed the idea for NOW. When NOW elected its first slate of officers, the Black union organizer Aileen Hernandez was elected executive vice president, and she later served as president of the organization.</w:t>
         <w:br/>
-        <w:t>But the true character of Puerto Rico's cooking remains largely a secret because it has been for the most part kept at home. Serious restaurants serving Puerto Rican food are scarce in the United States. More often, the best -- if limited -- examples of Puerto Rican food in American cities like New York is found in neighborhood fondas, lunch-counter type places like La Fonda Boricua on 106th Street and Third Avenue in East Harlem (under a sign reading Gina y George, its former name), where the food is served in big heaps.</w:t>
+        <w:t>Friedan, then 49, was likewise open to the self-styled "radical feminists," young women, many of them white, who believed that society needed a total overhaul. Everything had to change, from federal policies to personal habits: no more bras, no more natural childbirth, no more sex with men.</w:t>
         <w:br/>
-        <w:t>Some chefs explained this underrepresentation by noting that the Puerto Rican clientele are hard to please because they often find restaurant dishes lacking and expensive when compared with what is served at the family table.</w:t>
+        <w:t>While "traditional" women's organizations, such as the Daughters of the American Revolution and the League of Women Voters, denounced the young militants ("so many of them are just so unattractive"), Friedan wanted to forge an alliance with her younger counterparts. She knew who could help her build a mass movement, and it was not the Junior League. Instead, she focused on the radical feminist cells — New York Radical Feminists, Redstockings — that were springing up all over New York.</w:t>
         <w:br/>
-        <w:t>In New York, some chefs said, the nature of the Puerto Rican migration -- one of constant travel back and forth between Puerto Rico and the mainland -- makes restaurants less vital.</w:t>
+        <w:t>When it came to second-wave feminism's coming-out party, these radical women were on the guest list. They would link arms with Black feminists, immigrants, socialists and well-to-do white housewives.</w:t>
         <w:br/>
-        <w:t>"A restaurant indicates nostalgia or not being able to go to your country," said Alex Garcia, the executive chef of Calle Ocho, a pan-Latin restaurant on the Upper West Side. "And the reality is that even though there are many Puerto Ricans here, Puerto Rico is very accessible to them."</w:t>
+        <w:t>The midtown march was part of a day of decentralized actions. In many major American cities, there were events, from "baby-ins," which protested the lack of affordable child care, to mock garden parties and teach-ins about welfare and unions. These actions were in the service of three main demands: free abortion on demand in every state; free, 24-hour, community-run child-care centers; and equal opportunity in education and employment.</w:t>
         <w:br/>
-        <w:t>When Puerto Ricans crave their food, they think beyond the tostones and fritters, the rice and beans, the roast pork shoulder and other staples commonly associated with their cuisine. Instead, one might think of a serenata, a salad of dried codfish and boiled root vegetables like yautia, name, malanga, green bananas and yuca, in a peppery lime vinaigrette. Or salmorejo de jueyes, sauteed crab meat with the intense taste of the island's small native crabs, which are increasingly hard to find as they lose their habitat to new development. Or pasteles, the tamale-shaped packets made up of a paste of grated plantains, pork, garbanzo beans, olives and raisins wrapped in plantain leaves.</w:t>
+        <w:t>Though she called it a strike, Friedan had always intended the event to be a symbolic act, not a true labor action. She hoped women would stop doing traditional feminine work — both paid and unpaid — for one day, but what she really wanted was to make women's liberation visible. Rather than "cooking dinner or making love," women would rally in public squares and "occupy for the night the political decision-making arena." Out of the bedroom and into the streets.</w:t>
         <w:br/>
-        <w:t>Mr. Garcia, who was born in Cuba but spent part of his childhood in Puerto Rico, found the restaurant business particularly difficult on the island, where he closed a restaurant after only eight months. "How do I sell an empanada for $10 if they can make it better or find it elsewhere for $2?" Mr. Garcia asked.</w:t>
+        <w:t>The strike demonstrated "the awesome political power of 53 percent of the population," she said. But it was hard to get members of this "oppressed majority" on the same page. Socialist feminists had little time for the professionalism and politicking of NOW. And many lesbians felt marginalized within the movement, since Friedan had recently called them a "lavender menace." But they showed up in force anyway. At an evening rally in Bryant Park, a member of Radicalesbians described the police brutality that lesbians faced. "We're your sisters and we need your help!" she pleaded.</w:t>
         <w:br/>
-        <w:t>But there are a few chefs who are taking Puerto Rican cuisine into high-toned restaurants. At places like Pikayo in the Condado tourist area of San Juan and Su Casa at the Hyatt Dorado Beach in Dorado, a half-hour drive east of San Juan, chefs are reinterpreting traditional recipes in the way so many other pan-Latin chefs have in recent years. They offer fusion inventions like conch egg roll, sauteed foie gras over candied plantains, and grilled veal chops served with terrine of eggplants in tamarind sauce.</w:t>
+        <w:t>Black women, whose experiences of oppression have historically been diminished or dismissed by white feminists, arrived at the New York march with acute and utterly different concerns. Organizers of the Third World Women's Alliance (T.W.W.A.) carried a banner demanding "Hands Off Angela Davis," the Black activist who had recently been arrested. As Frances Beal, a T.W.W.A. leader, remembered it, a leader of NOW confronted her group and told them, "Angela Davis has nothing to do with women's liberation." Beal disagreed, saying, "It has nothing to do with the kind of liberation you're talking about, but it has everything to do with the kind of liberation we're talking about."</w:t>
         <w:br/>
-        <w:t>This new Puerto Rican cooking, called nueva cocina criolla, is not unlike the dishes found in Manhattan restaurants like Calle Ocho and Cuba Libre in Chelsea, except that it emphasizes Puerto Rican flavors. At Pikayo, for example, Wilo Benet, the chef and an owner, serves sushi tuna on arroz pegao, the crispy layer of rice scraped from the bottom of the cast-iron pot that some Puerto Ricans fight over at the end of the meal. It's a surprising, delicious combination.</w:t>
+        <w:t>Today, when so much political discussion happens online, and "blocking" someone requires only the flick of a finger, it can be hard to imagine such politically divergent groups making common cause. Then, the stakes felt high enough — and change felt close enough — that all kinds of women joined forces and walked together in the same direction. There were anywhere from 10,000 and 50,000 participants in New York City alone. Five thousand women gathered on Boston Common, 2,000 in San Francisco's Union Square, 1,000 in Washington, another 1,000 in Los Angeles and hundreds more in cities like Baltimore, Seattle and Dayton, Ohio. Such a massive demonstration for women's rights wouldn't be seen again until the 2017 Women's Marches, judged to be the largest demonstration in U.S. history.</w:t>
         <w:br/>
-        <w:t>Like that of other Spanish-speaking Caribbean countries, Puerto Rican cuisine has its roots in Spain and in influences that can be traced to African slaves and the native Indians of the region. But the food is different, island to island, and one key difference is the mix and proportion of the herbs and spices used in stews and rice dishes.</w:t>
+        <w:t>As women marched, hecklers — mostly men, some wearing brassieres mockingly — stood on the sidelines, throwing pennies and jeering, "You look pretty good for being oppressed!" Two women's groups, Men Our Master's (MOM) and the Pussy-Cat League, Inc. (slogan: "Purr, Baby, Purr") also held their own counterprotests. But for many women, Aug. 26, 1970, was just a normal day full of errands and chores. "We're busy squeezing tomatoes like we do every day," said one shopper, flanked by her three children.</w:t>
         <w:br/>
-        <w:t>Cubans, for instance, are partial to cumin, and Dominicans to oregano. In Puerto Rico, the indispensable ingredients are cilantro and recao, a strong-smelling herb with long, spiky leaves found there in backyards.</w:t>
+        <w:t>The day ended at 8 p.m. in Bryant Park, with a series of speeches. Friedan thanked God that she was born a woman. The future congresswoman Bella Abzug drew cheers when she reiterated the day's three core demands. Eleanor Holmes Norton, chair of the city's Commission on Human Rights, demanded that the Senate pass the Equal Rights Amendment (E.R.A.). Kate Millett, who earned her Ph.D. at Columbia University in New York and was the author of the best-selling book "Sexual Politics," surveyed the women before her. "You're beautiful — I love you," she said. "At last we have a movement."</w:t>
         <w:br/>
-        <w:t>The essence of the cooking is the sofrito, a mixture of recao and cilantro leaves, small sweet chili peppers, onions, green peppers and garlic. Sauteed in corn or olive oil, it becomes the foundation for most dishes, like chicken with rice, red beans and asopao, a soupy rice stew made with chicken or shrimp.</w:t>
+        <w:t>In the weeks after the strike, NOW's membership increased by 50 percent, and a CBS News poll found that four out of five people had read or heard about women's liberation. In 1972, Title IX passed, guaranteeing equality in education. In 1973, the Supreme Court ruled in Roe v. Wade that women had the constitutional right to access abortion services without excessive government interference. But just one year after the strike, President Richard Nixon crushed one of the movement's major goals by vetoing a national child care bill, warning that it would amount to "a long leap into the dark for the United States government and the American people."</w:t>
         <w:br/>
-        <w:t>So vital is the sofrito in Puerto Rican kitchens that cooks -- using a blender to grind or, even better, mortar and pestle to crush the ingredients -- make it in bulk and freeze it to have it handy at any moment.</w:t>
+        <w:t>Today, the gender pay gap has narrowed, and according to a Pew Research Center poll, 61 percent of American women think the term "feminist" describes them well. Yet 45 percent of this same group think feminism is not inclusive.</w:t>
         <w:br/>
-        <w:t>"You mix those ingredients up and it's like magic," Mr. Perez said, bringing out a mortar whose aroma impregnated the air at his restaurant like incense.</w:t>
+        <w:t>That was exactly the issue that Friedan had in mind when planning 1970 Women's Strike, insisting that the action be for all women, including and especially for groups "whose style, origins, structure and general ambience might be quite different from ours."</w:t>
         <w:br/>
-        <w:t>The other defining seasoning is adobo, a blend of salt, oregano, peppercorn and garlic, all crushed by mortar and pestle with olive oil and vinegar. So powerful is this seasoning that when applied to turkey it can make it taste like pork. In Puerto Rico, the term pavochon -- from pavo (turkey) and lechon (pig) -- has been coined for turkey seasoned and roasted like pig.</w:t>
-        <w:br/>
-        <w:t>Despite such intense flavors, Puerto Rican food is never spicy. (Puerto Ricans who want a stinging experience sprinkle their dishes with pique, a water-based hot sauce that is homemade but can also be bought at stores and some restaurants.) If anything, there is a tendency toward sweet and salty combinations that make heavy use of ripe plantains and sweet vegetables like pumpkin and sweet potato.</w:t>
-        <w:br/>
-        <w:t>Nueva cocina criolla can be traced to Alfredo Ayala, an industrial engineer who in 1979 decided to make a career out of his cooking hobby. His first restaurant, Ali Oli, opened in 1981 in a middle-class neighborhood in Carolina, next door to San Juan, with a menu rich in Puerto Rican produce and ingredients.</w:t>
-        <w:br/>
-        <w:t>Mr. Ayala, who sold Ali Oli in 1988 and is now the chef and owner of Su Casa, was heavily influenced by chefs in San Francisco, where he lived during the rage over chefs like Alice Waters and Jeremiah Tower and their emphasis on the French-style preparation of local produce.</w:t>
-        <w:br/>
-        <w:t>"They were discovering passion fruit and I'd say, I've eaten passion fruit since childhood!" Mr. Ayala said.</w:t>
-        <w:br/>
-        <w:t>In Puerto Rico, Mr. Ayala turned to homegrown ingredients for his dishes -- things like squash, arugula, mango, pineapple and swordfish caught off Puerto Rico's coast. While other restaurants offered soup with canned asparagus or mushrooms, Mr. Ayala served celery root soup. He started a revolution.</w:t>
-        <w:br/>
-        <w:t>Mr. Ayala, however, dislikes the term "new cuisine." "What's new about it?" he said. "What it has is an actualization of the cuisine, but I'm not reinventing Puerto Rican cuisine. I'm using very basic knowledge and combining it with ideas from outside Puerto Rico, but I try to maintain the basic roots pure."</w:t>
-        <w:br/>
-        <w:t>Even old standards like mofongo, a garlicky mound of mashed plantains filled with chunks of pork, shellfish and other meats, can rise to the occasion. At Pikayo, a mofongo with shrimp is $28. Asked what made his mofongo worth nearly double what most others charge, Mr. Benet answered: "Five pieces of very large shrimp."</w:t>
-        <w:br/>
-        <w:t>Mr. Benet, who worked as the chef for the governor of Puerto Rico before opening Pikayo in 1990, heightens traditional dishes by using the best ingredients possible. For his version of bistec encebollado, an onion-smothered dish usually made with tenderized top round, Mr. Benet uses beef tenderloin.</w:t>
-        <w:br/>
-        <w:t>"There are things I like to invent, but I also like to do the classics really well," he said. "My point of departure is childhood -- what did your mother feed you?"</w:t>
-        <w:br/>
-        <w:t>In my case, some of the best Puerto Rican food I have had. This year, as a millennium gift, I gave my family a calendar filled with recipes I grew up with, the traditional dishes that no one had ever bothered to write down.</w:t>
-        <w:br/>
-        <w:t>There is arroz con pollo de Dora (my mom, Dinorah E. Perez, enhances the flavor by boiling the chicken separately, then using the broth to cook the rice), and las costi llitas con berenjena de Mami Lucy, my 82-year-old aunt's country-style ribs with eggplant fricassee. In Mami Lucy's creation, the meat is as tender as the eggplant. My Titi Edda's arroz con gandules, or rice with pigeon peas, is so fluffy and flavorful it can be eaten by itself.</w:t>
-        <w:br/>
-        <w:t>Professional chefs bemoan the fact that many Puerto Ricans, my relatives included, have grown accustomed to using artificial flavors and seasonings as shortcuts to speed up cooking time. But some also note that the talent found in private kitchens is to blame for the scarcity of Puerto Rican restaurants.</w:t>
-        <w:br/>
-        <w:t>"It has nothing to do with the food," Mr. Ayala said. "It has to do with the mentality that I'd rather eat at home because my mom or my grandmother makes the best beans."</w:t>
-        <w:br/>
-        <w:t xml:space="preserve"> </w:t>
-        <w:br/>
-        <w:t>DORA'S RICE WITH CHICKEN</w:t>
-        <w:br/>
-        <w:t>Adapted from Dinorah E. Perez</w:t>
-        <w:br/>
-        <w:t>Time: 1 1/2 hours</w:t>
-        <w:br/>
-        <w:t xml:space="preserve"> </w:t>
-        <w:br/>
-        <w:t>8 pieces of chicken (breasts, thighs or drumsticks)</w:t>
-        <w:br/>
-        <w:t>4 cups chicken stock or canned broth</w:t>
-        <w:br/>
-        <w:t>2 small sprigs fresh cilantro</w:t>
-        <w:br/>
-        <w:t>2 medium green bell peppers, chopped</w:t>
-        <w:br/>
-        <w:t>2 small sweet chili peppers, chopped</w:t>
-        <w:br/>
-        <w:t>1 medium onion, peeled and chopped</w:t>
-        <w:br/>
-        <w:t>3 garlic cloves, peeled</w:t>
-        <w:br/>
-        <w:t>2 tablespoons corn oil</w:t>
-        <w:br/>
-        <w:t>2 ounces cured ham, diced</w:t>
-        <w:br/>
-        <w:t>1 6-ounce can tomato sauce</w:t>
-        <w:br/>
-        <w:t xml:space="preserve"> 1/2 teaspoon ( 1/2 packet) Sazon seasoning with coriander and annatto</w:t>
-        <w:br/>
-        <w:t>7 pitted green olives</w:t>
-        <w:br/>
-        <w:t>3 tablespoons capers</w:t>
-        <w:br/>
-        <w:t>Salt</w:t>
-        <w:br/>
-        <w:t>4 cups short-grain rice</w:t>
-        <w:br/>
-        <w:t>1 small jar sliced pimentos, for garnish.</w:t>
-        <w:br/>
-        <w:t>1. Trim excess fat from chicken, and reserve 1 or 2 pieces of fat. In a large saucepan, combine chicken, stock, 1 sprig cilantro and 1 bell pepper. Bring to a boil, then reduce heat to low. Cover and simmer until chicken is cooked through, about 20 minutes.</w:t>
-        <w:br/>
-        <w:t>2. To prepare sofrito: In a blender, combine remaining bell pepper, sweet chili peppers, remaining sprig of cilantro, onion and garlic cloves. Add 1 or 2 tablespoons water, and process until pureed. Set aside.</w:t>
-        <w:br/>
-        <w:t>3. Place a large cast-iron casserole over medium-high heat. Add corn oil, ham and chicken fat. Saute until ham is browned, about 2 minutes. Reduce heat to medium-low, and discard fat. Add sofrito, and stir for 1 minute. Add tomato sauce, Sazon seasoning, olives and capers. Mix well and season to taste with salt. Transfer chicken pieces to casserole; reserve broth in saucepan. Mix, turning chicken to coat it well with sauce. Transfer chicken to a large plate, and set aside.</w:t>
-        <w:br/>
-        <w:t>4. Add rice to casserole. Add just enough broth to barely cover it. Discard peppers. Bring broth to a boil, then reduce heat to low. Cover pan and cook until rice has absorbed broth, about 15 to 20 minutes. Stir mixture, and again add enough broth to just cover rice. Cover pan, and simmer until broth is absorbed, about 20 minutes more. Add any remaining broth or water until rice is soft.</w:t>
-        <w:br/>
-        <w:t>5. Place chicken pieces on top of rice in casserole, cover, and allow chicken to reheat. Place a generous portion of rice on each plate, and top with a piece of chicken. Garnish with pimento strips, and serve.</w:t>
-        <w:br/>
-        <w:t>Yield: 4 to 6 servings.</w:t>
-        <w:br/>
-        <w:t xml:space="preserve"> </w:t>
-        <w:br/>
-        <w:t>BISTEC ENCEBOLLADO</w:t>
-        <w:br/>
-        <w:t>Adapted from Wilo Benet, Pikayo restaurant, San Juan, P.R.</w:t>
-        <w:br/>
-        <w:t>Time: 45 minutes</w:t>
-        <w:br/>
-        <w:t xml:space="preserve"> </w:t>
-        <w:br/>
-        <w:t>1 teaspoon ground cumin</w:t>
-        <w:br/>
-        <w:t>1 teaspoon dried oregano</w:t>
-        <w:br/>
-        <w:t>1 teaspoon garlic powder</w:t>
-        <w:br/>
-        <w:t>1 teaspoon onion powder</w:t>
-        <w:br/>
-        <w:t xml:space="preserve"> 1/2 teaspoon freshly ground black pepper</w:t>
-        <w:br/>
-        <w:t>1 teaspoon kosher salt</w:t>
-        <w:br/>
-        <w:t>3 1/2 cups vegetable oil</w:t>
-        <w:br/>
-        <w:t>2 large Idaho potatoes, peeled and cut into matchsticks (see note)</w:t>
-        <w:br/>
-        <w:t>2 to 2 1/2 pounds beef tenderloin, cut crosswise into 12 slices</w:t>
-        <w:br/>
-        <w:t>6 tablespoons extra virgin olive oil</w:t>
-        <w:br/>
-        <w:t>2 large onions, peeled and cut into 1/4-inch slices</w:t>
-        <w:br/>
-        <w:t>8 teaspoons (1 stick) unsalted butter</w:t>
-        <w:br/>
-        <w:t>2 1/2 tablespoons white vinegar</w:t>
-        <w:br/>
-        <w:t>2 cups beef stock or canned beef broth.</w:t>
-        <w:br/>
-        <w:t>1. Prepare adobo spice mixture: In a small bowl, combine cumin, oregano, garlic powder, onion powder, black pepper and salt. Set aside.</w:t>
-        <w:br/>
-        <w:t>2. Preheat oven to 250 degrees. Line a baking sheet with paper towels. In a large skillet over medium-high heat, heat vegetable oil. Add potatoes and fry, stirring, until well browned. Use a slotted spatula to transfer potatoes to baking sheet to drain briefly. Discard paper towels and transfer potatoes to oven to keep warm.</w:t>
-        <w:br/>
-        <w:t>3. Place a sheet of plastic wrap over a slice of beef, and pound thin. Season generously with adobo, and set aside. Repeat with remaining beef. In a large skillet over high heat, heat olive oil and add onions. Saute until browned to taste.</w:t>
-        <w:br/>
-        <w:t>4. Add butter, vinegar and beef stock. When butter has melted, stir to mix well. Add seasoned beef slices over onions in skillet; slices may overlap. Cover pan tightly, and cook until beef has browned, about 2 minutes.</w:t>
-        <w:br/>
-        <w:t>5. To serve, place a slice of beef on a plate, top with some onions, another slice of beef, onions and a third slice of beef. Repeat on three other plates. Place a portion of matchstick fries on top of each mound of beef, and drizzle plate with sauce from skillet. If desired, serve with rice and beans and fried plantains.</w:t>
-        <w:br/>
-        <w:t>Yield: 4 servings.</w:t>
-        <w:br/>
-        <w:t>Note: Potatoes may be cut using a mandoline, or by slicing by hand into 1/8-inch slices, then into 1/8-inch-wide matchsticks.</w:t>
-        <w:br/>
-        <w:br/>
-        <w:t>http://www.nytimes.com</w:t>
-        <w:br/>
-        <w:br/>
-        <w:t>Graphic</w:t>
-        <w:br/>
-        <w:br/>
-        <w:t xml:space="preserve"> </w:t>
-        <w:br/>
-        <w:t>Photos: CARIBBEAN FLAVOR -- Su Casa in Dorado, P.R., where Alfredo Ayala serves local dishes. (Laura Magruder for The New York Times)(pg. F1); LOCAL SPICE -- Left, the ingredients for sofrito, the seasoning that gives Puerto Rican cuisine its particular flavor. Wilo Benet, center, chef and owner of Pikayo. Right, pigs' feet with rice and plantains at La Casita Blanca. (Photographs by Laura Magruder for The New York Times)(pg. F8)</w:t>
+        <w:t>PHOTO: The Women's Strike for Equality was meant to mark the 50th anniversary of suffrage in the United States, but also form a new feminist coalition. Aug. 26, 1970. (PHOTOGRAPH BY John Olson/The LIFE Picture Collection, via Getty Images FOR THE NEW YORK TIMES)</w:t>
       </w:r>
     </w:p>
     <w:sectPr>

--- a/example_articles/countries/Puerto Rico/3.countries_Puerto Rico_New_York_Times.docx
+++ b/example_articles/countries/Puerto Rico/3.countries_Puerto Rico_New_York_Times.docx
@@ -7,7 +7,7 @@
         <w:pStyle w:val="Heading1"/>
       </w:pPr>
       <w:r>
-        <w:t>Feminist Factions United and Filled the Streets for This Historic March</w:t>
+        <w:t>In an Age of Constant Disaster, What Does It Mean to Rebuild?; The Tech and Design Issue</w:t>
       </w:r>
     </w:p>
     <w:p>
@@ -17,22 +17,22 @@
     </w:p>
     <w:p>
       <w:r>
-        <w:t>Date: 2020-08-26</w:t>
+        <w:t>Date: 2022-11-10</w:t>
       </w:r>
     </w:p>
     <w:p>
       <w:r>
-        <w:t>Section: US</w:t>
+        <w:t>Section: MAGAZINE</w:t>
       </w:r>
     </w:p>
     <w:p>
       <w:r>
-        <w:t>Source file: NYT/12.DOCX</w:t>
+        <w:t>Source file: NYT/8.DOCX</w:t>
       </w:r>
     </w:p>
     <w:p>
       <w:r>
-        <w:t>Raw locations result, 'locations': ['New York', 'Puerto Rico', 'Massachusetts', 'California', 'District of Columbia', 'Maryland', 'Washington', 'Ohio']</w:t>
+        <w:t>Raw locations result, 'locations': ['California', 'Texas', 'Puerto Rico']</w:t>
       </w:r>
     </w:p>
     <w:p>
@@ -49,41 +49,47 @@
     </w:p>
     <w:p>
       <w:r>
-        <w:t>The 1970 Women's Strike for Equality was the largest women's rights demonstration since the era of suffrage — and more inclusive than anything that had been seen before. Fifty years to the day after suffragists secured the vote for American women, tens of thousands of women took to the streets of New York to commemorate this past success and to demand "the unfinished business of our equality."</w:t>
+        <w:t>The era we are now in the midst of might be defined, most notably, by the omnipresence of disaster. Plagues, droughts, floods, toxic air and water, wars, massacres, famines, earthquakes, heat waves, wildfires, recessions, dust storms, despotism — slow-motion nightmares are crashing into fast-moving catastrophes, each one amplifying the next.</w:t>
         <w:br/>
-        <w:t>All women were invited, and many showed up. "Every kind of woman you ever see in New York was there," The New York Times reported on Aug. 30, 1970. "Limping octogenarians, braless teenagers, Black Panther women, telephone operators, waitresses, Westchester matrons, fashion models, Puerto Rican factory workers, nurses in uniform, young mothers carrying babies on their backs." There were even some men.</w:t>
+        <w:t>I live in California's East Bay, where disaster is a constant threat. In some cities, houses are succumbing to lengthening wildfire seasons, while people living in tents breathe air poisoned by the flames. Seasons of drought are starting to blur into one long era of aridification. Tectonic plates rumble frequently, reminding us that the Hayward fault underneath us is due to cause a major earthquake. Elsewhere, mere weeks after unprecedented heat waves scorched the country this spring, apocalyptic floods began engulfing Pakistan and are ongoing. Tropical hurricanes continue to reshape coastlines in the Gulf of Mexico, their names lingering like ghosts long after their winds have quieted: Katrina, Harvey, Maria. A virulent combination of governmental corruption and the debt traps of the global finance system have contributed heavily to starvation-level food shortages in Sri Lanka. Authoritarian leaders have unleashed mass state violence against protesters in Iran, while far-right extremists clamor violently against democracy in the United States. Disaster is so ubiquitous that the idea of an aftermath has started to lose its meaning. Covid's brutal, blurry slide from pandemic to endemic is an example that underscores one defining truth of our reality: Our disasters don't exactly end; they evolve. And if we are to outlast them, so must we.</w:t>
         <w:br/>
-        <w:t>The evening of Aug. 26 was warm and windy, and Manhattan's streets were filled. Crowds surged along Fifth Avenue, with people toting signs and chanting. Marchers had a permit but disregarded the city's order to stay in a single traffic lane. They spilled over barricades, tangling up traffic and disrupting business as usual. Too many of them had been trapped indoors for too long. It was time to be outside, together, in public.</w:t>
+        <w:t>In one respect, we already have: Knowing that hellish dangers lie around every corner has made us better at anticipating and bracing for them. We can detect the warning signs earlier, and as a global society we've improved at mobilizing in response. But the world we knew — where "100-year floods" happened roughly once a century — is ending.</w:t>
         <w:br/>
-        <w:t>Betty Friedan, the author of "The Feminine Mystique" and a co-founder of the National Organization for Women (NOW), was unusually open to a younger, often angrier generation. Her book might have narrowly focused on white housewives, but as an organizer, she was eager to build coalitions with working-class women and women of color. She collaborated closely with the lawyer and activist Pauli Murray, the first Black student to earn a juris doctorate degree from Yale Law School; together, they developed the idea for NOW. When NOW elected its first slate of officers, the Black union organizer Aileen Hernandez was elected executive vice president, and she later served as president of the organization.</w:t>
+        <w:t xml:space="preserve"> I lead the Headway team at The New York Times, which explores global challenges through the lens of progress. We wanted to understand how people around the world approach rebuilding in this state of continuous disaster. Everywhere we looked, long-simmering crises had reached breaking points: For example, a hurricane that on its own would be an emergency hits a brittle food system misshapen by colonialism, sparking a crisis. These ruptures carry both the threat and possibility of broader transformations. Disasters compress time, and in a world besieged by them, dramatic shifts occur: For planners and architects and officials, whose work typically unfolds over years, disaster recovery requires and enables otherwise-unthinkable haste. For survivors, unfathomable loss creates what the psychologist William James called an "awful discontinuity of past and future." This essay is part of a special issue of The New York Times Magazine about rebuilding. In creating it, we found ourselves widening the lens, from singular dislocations caused by disaster to the wider possibilities for change that emerge as society seesaws between creeping calamities and sudden shocks.</w:t>
         <w:br/>
-        <w:t>Friedan, then 49, was likewise open to the self-styled "radical feminists," young women, many of them white, who believed that society needed a total overhaul. Everything had to change, from federal policies to personal habits: no more bras, no more natural childbirth, no more sex with men.</w:t>
+        <w:t>To recognize the power of these frenzied moments to transform is not to glorify chaos. Grasping at possibility doesn't begin to ease the struggle of the present. But the steady breakage of the world around us is an omen that another world is coming, and we may have a chance to shape it.</w:t>
         <w:br/>
-        <w:t>While "traditional" women's organizations, such as the Daughters of the American Revolution and the League of Women Voters, denounced the young militants ("so many of them are just so unattractive"), Friedan wanted to forge an alliance with her younger counterparts. She knew who could help her build a mass movement, and it was not the Junior League. Instead, she focused on the radical feminist cells — New York Radical Feminists, Redstockings — that were springing up all over New York.</w:t>
+        <w:t xml:space="preserve">Beginning to cope with disaster is a process of trying to turn chaos into order. While Russian troops were still in their city, the people of Irpin were already turning the senselessness of the trauma into monuments of loss and survival, as Linda Kinstler reports. Consider a list of items left on the streets of Irpin after Russian soldiers tore the Ukrainian city apart: children's strollers, a T-shirt, a backpack, a bicycle, an overturned van. Are these sacred objects, or debris, or both? Whether they go to a landfill or to a museum can be a matter of who finds them, what they stand to gain, what they have to carry. </w:t>
         <w:br/>
-        <w:t>When it came to second-wave feminism's coming-out party, these radical women were on the guest list. They would link arms with Black feminists, immigrants, socialists and well-to-do white housewives.</w:t>
+        <w:t>But apocalypses, rock bottoms of various kinds, can also be endings and beginnings at once. And when those apocalypses recur, new beginnings may suggest themselves. The fire that engulfed Brazil's National Museum in 2018 obliterated the cultural artifacts of scores of the country's Indigenous peoples, as Mariana Lenharo and Meghie Rodrigues recount, turning irreplaceable works to ashes. But the next incarnation of the museum, now under construction, will give some Indigenous residents the opportunity to shape their own stories — and curators a chance to rethink who they empower to shape our collective memory of history and the lessons we find in it.</w:t>
         <w:br/>
-        <w:t>The midtown march was part of a day of decentralized actions. In many major American cities, there were events, from "baby-ins," which protested the lack of affordable child care, to mock garden parties and teach-ins about welfare and unions. These actions were in the service of three main demands: free abortion on demand in every state; free, 24-hour, community-run child-care centers; and equal opportunity in education and employment.</w:t>
+        <w:t>Reaching to the past to reframe the present makes clear that even the existence of these manifold disasters is in part a consequence of the vast — and sometimes reckless — scale in which we've remade the world for centuries. In the decades after the floods of 1914 and 1938 devastated Los Angeles, as Michael Kimmelman writes, the miles-long river coursing through the city was refashioned into a narrow channel to prevent future flooding. Whole communities were cleaved, wedged between highways, railroads and the river that was now a giant concrete scar. While the channel has protected the city from major flooding, it has also worsened the effects of segregation, and so effaced the river that many Angelenos might no longer know it was ever there. The desire to restore residents' access to green spaces has led to a project nearly as bold as the creation of the channel, but one that will need to be executed with far greater care than its predecessor for the people who live alongside it.</w:t>
         <w:br/>
-        <w:t>Though she called it a strike, Friedan had always intended the event to be a symbolic act, not a true labor action. She hoped women would stop doing traditional feminine work — both paid and unpaid — for one day, but what she really wanted was to make women's liberation visible. Rather than "cooking dinner or making love," women would rally in public squares and "occupy for the night the political decision-making arena." Out of the bedroom and into the streets.</w:t>
+        <w:t>These human-caused and "natural" disasters take turns with each other to create a vicious cycle that widens inequities around the globe: Wealthy countries, shielded from the worst consequences of their actions, in turn worsen humankind's shared exposure to risks such as new pathogens and rising seas. Devastated infrastructure and pressing human needs draw lenders and profiteers whose assistance comes with heavy costs. Displacement and deprivation fuel conflict, spurring more of the same. One site of many of those interlocking challenges is Puerto Rico. Moises Velasquez-Manoff transports us to a farm there, planted months before Hurricane Maria destroyed not only crops but also critical roads and disrupted food imports, leaving many hungry. As the farmer in charge of the land prepares at last to plant another farm, Fiona hits.</w:t>
         <w:br/>
-        <w:t>The strike demonstrated "the awesome political power of 53 percent of the population," she said. But it was hard to get members of this "oppressed majority" on the same page. Socialist feminists had little time for the professionalism and politicking of NOW. And many lesbians felt marginalized within the movement, since Friedan had recently called them a "lavender menace." But they showed up in force anyway. At an evening rally in Bryant Park, a member of Radicalesbians described the police brutality that lesbians faced. "We're your sisters and we need your help!" she pleaded.</w:t>
+        <w:t>Was the disaster the first hurricane? The second? Was it a food system, once largely self-sufficient, now dependent on canned produce shipped from the mainland? Was it soil made loose by years of destructive farming? Rebuilding over and over in the face of such interconnected struggles requires trying to strike at all of them at once. In our stories of a world under constant reconstruction, these themes recur. Small beginnings nourish large hopes. Grand visions vie with practical compromises. Imagining another world, as difficult as that is, is still far easier than actually bringing it about.</w:t>
         <w:br/>
-        <w:t>Black women, whose experiences of oppression have historically been diminished or dismissed by white feminists, arrived at the New York march with acute and utterly different concerns. Organizers of the Third World Women's Alliance (T.W.W.A.) carried a banner demanding "Hands Off Angela Davis," the Black activist who had recently been arrested. As Frances Beal, a T.W.W.A. leader, remembered it, a leader of NOW confronted her group and told them, "Angela Davis has nothing to do with women's liberation." Beal disagreed, saying, "It has nothing to do with the kind of liberation you're talking about, but it has everything to do with the kind of liberation we're talking about."</w:t>
+        <w:t>Disasters offer evidence of what humankind is capable of, and that record stretches in many directions — hubris, cruelty and shortsightedness; imagination, generosity and courage. Learning to live with constant disaster means more than preparing an emergency kit and practicing where to brace when the tremors hit. It means considering how to steer the vast transformations that disaster makes both necessary and possible. It means rebuilding and reimagining at once — acknowledging our wounds and still fashioning new visions not just of who we are, or were, but of who we could be.</w:t>
         <w:br/>
-        <w:t>Today, when so much political discussion happens online, and "blocking" someone requires only the flick of a finger, it can be hard to imagine such politically divergent groups making common cause. Then, the stakes felt high enough — and change felt close enough — that all kinds of women joined forces and walked together in the same direction. There were anywhere from 10,000 and 50,000 participants in New York City alone. Five thousand women gathered on Boston Common, 2,000 in San Francisco's Union Square, 1,000 in Washington, another 1,000 in Los Angeles and hundreds more in cities like Baltimore, Seattle and Dayton, Ohio. Such a massive demonstration for women's rights wouldn't be seen again until the 2017 Women's Marches, judged to be the largest demonstration in U.S. history.</w:t>
+        <w:t>Human beings' most foundational resource for coping with crises is the network of people around us. At every level, from households to governments, the breadth and strength of the bonds among its members can be what determine a community's ability to repair or reimagine itself. Each catastrophe is a test of what kind of society we've built. And each recovery offers a chance, however fleeting, to build another.</w:t>
         <w:br/>
-        <w:t>As women marched, hecklers — mostly men, some wearing brassieres mockingly — stood on the sidelines, throwing pennies and jeering, "You look pretty good for being oppressed!" Two women's groups, Men Our Master's (MOM) and the Pussy-Cat League, Inc. (slogan: "Purr, Baby, Purr") also held their own counterprotests. But for many women, Aug. 26, 1970, was just a normal day full of errands and chores. "We're busy squeezing tomatoes like we do every day," said one shopper, flanked by her three children.</w:t>
+        <w:t>"A power struggle often takes place in disaster," Rebecca Solnit writes in her book "A Paradise Built in Hell." "Real political and social change can result, from that struggle or from the new sense of self and society that emerges." Such a spirit seemed to take hold in the Mano neighborhood in Kobe, Japan, according to Etsuko Yasui, a scholar of disaster at Brandon University. In the 1960s, Mano was rapidly growing into a heavily polluted industrial district. While in other neighborhoods protests led to factories leaving the community, Mano's residents, many of whom worked in nearby factories, pressed for better, cleaner production practices. When a major earthquake struck Kobe in 1995, Mano's residents had already developed the necessary muscles. They organized themselves into amateur firefighting teams. They were not deterred when the water pressure in a fire hydrant proved too low to douse the flames. Someone remembered that one of the local factories had a machine that could increase water pressure; it was retrieved, and the hose was made to work again. Neighbors formed a bucket brigade to move water from a nearby river. Four hours after it began, the fire was out.</w:t>
         <w:br/>
-        <w:t>The day ended at 8 p.m. in Bryant Park, with a series of speeches. Friedan thanked God that she was born a woman. The future congresswoman Bella Abzug drew cheers when she reiterated the day's three core demands. Eleanor Holmes Norton, chair of the city's Commission on Human Rights, demanded that the Senate pass the Equal Rights Amendment (E.R.A.). Kate Millett, who earned her Ph.D. at Columbia University in New York and was the author of the best-selling book "Sexual Politics," surveyed the women before her. "You're beautiful — I love you," she said. "At last we have a movement."</w:t>
+        <w:t>Mano suggests that a community bound together by its response to one crisis is better prepared for the next. Residents had not only an intimate grasp of the resources their neighborhood contained, but enough social glue that they could demonstrate collective leadership. They offer a vision of one way our communities can evolve to meet an era of constant disaster.</w:t>
         <w:br/>
-        <w:t>In the weeks after the strike, NOW's membership increased by 50 percent, and a CBS News poll found that four out of five people had read or heard about women's liberation. In 1972, Title IX passed, guaranteeing equality in education. In 1973, the Supreme Court ruled in Roe v. Wade that women had the constitutional right to access abortion services without excessive government interference. But just one year after the strike, President Richard Nixon crushed one of the movement's major goals by vetoing a national child care bill, warning that it would amount to "a long leap into the dark for the United States government and the American people."</w:t>
+        <w:t>For a glimpse at how a different world might take root even in the middle of a system shock, consider the case of West Street Recovery. In the days after Houston was flooded by Hurricane Harvey, Andrew Barley responded to a Facebook post calling for help with water rescues. Soon enough, he had joined a small crew of volunteers. "Water rescue turned into passing out hot meals, turned into muck and guts — which is cleaning out houses after the storm — turned into passing out clean clothes and cleaning supplies," Barley says. The crush of disaster meant there was little time at first for deliberation and bureaucracy. Even in the crucible of calamity, they managed to articulate a set of shared values and an agreement: Decisions would be made by consensus, but one voice could not overrule an otherwise unanimous choice. Before long, the volunteer operation had become a formal nonprofit.</w:t>
         <w:br/>
-        <w:t>Today, the gender pay gap has narrowed, and according to a Pew Research Center poll, 61 percent of American women think the term "feminist" describes them well. Yet 45 percent of this same group think feminism is not inclusive.</w:t>
+        <w:t>Many such efforts emerge in the immediate aftermath of disaster, then dissipate as the recovery reaches its limits and compassion fatigue sets in. "The real question is not why this brief paradise of mutual aid and altruism appears, but rather why it is ordinarily overwhelmed by another world order," Solnit writes in her book. But five years after Harvey, West Street Recovery has not only continued ongoing disaster response, but spawned a spinoff effort that's also focused on organizing residents around political aims. Perpetual disaster has been the context for that work. "From our perspective, it was Harvey; and then from Harvey, there was a tropical storm two years after," Barley reflected. "And from that, there was the pandemic; and then from the pandemic, there was social uprising. And then from social uprising, there was winter storm Uri. From winter storm Uri to now, we're facing levels of inflation that our working-class communities haven't seen, or their generation hasn't seen, in years." Ben Hirsch, West Street co-director, shares the group's fundamental philosophy: "We're trying to imagine the world that we want, and act and run our organization in that way."</w:t>
         <w:br/>
-        <w:t>That was exactly the issue that Friedan had in mind when planning 1970 Women's Strike, insisting that the action be for all women, including and especially for groups "whose style, origins, structure and general ambience might be quite different from ours."</w:t>
+        <w:t>This is not the kind of effort poised to scale into a large organization. For the first four years, Hirsch said, they worked in four ZIP codes. Now they work in five. The ideal future for West Street, Barley imagines, is that the community that gave rise to it builds the capacity in itself to carry on the work, and he goes on to share the knowledge he's built with other people in other places. In this community, struck by disaster after disaster, they've found ways to move through both the recurring shocks and the systemic ills that give rise to them at once. What would change about the ways we live in this age of disaster if we invested in that kind of localized mutual aid all over the globe?</w:t>
         <w:br/>
-        <w:t>PHOTO: The Women's Strike for Equality was meant to mark the 50th anniversary of suffrage in the United States, but also form a new feminist coalition. Aug. 26, 1970. (PHOTOGRAPH BY John Olson/The LIFE Picture Collection, via Getty Images FOR THE NEW YORK TIMES)</w:t>
+        <w:t>The stealthiest danger in a world shaken by ongoing calamities might be that calamity becomes ordinary. We learn to cope with it from day to day, but lose the ability to imagine beyond it. I hope the articles in this special issue about rebuilding are an antidote to that danger. Disaster may be our present and future, but may the certainty of a vastly changing world keep us also alert to its vast possibility.</w:t>
+        <w:br/>
+        <w:t>The Headway initiative is funded through grants from the Ford Foundation, the William and Flora Hewlett Foundation and the Stavros Niarchos Foundation (SNF), with Rockefeller Philanthropy Advisors serving as a fiscal sponsor. The Woodcock Foundation is a funder of Headway's public square. Funders have no control over the selection, focus of stories or the editing process and do not review stories before publication. The Times retains full editorial control of the Headway initiative.</w:t>
+        <w:br/>
+        <w:t>Matthew Thompson is the editor of the Headway team at The Times. He serves on the board for The Texas Tribune and Capital B, and the steering committee for the Reporters Committee for Freedom of the Press.</w:t>
+        <w:br/>
+        <w:t>PHOTOS: PHOTO (PHOTOGRAPH BY JAMIE CHUNG; CONCEPT BY PABLO DELCAN) (MM11); The Caldor Fire in California burned more than 200,000 acres of land and destroyed hundreds of homes in 2021. (PHOTOGRAPH BY MAX WHITTAKER FOR THE NEW YORK TIMES) (MM12); Polluted floodwater from Hurricane Harvey surrounding homes in Beaumont, Texas, in August 2017. (PHOTOGRAPH BY ALYSSA SCHUKAR FOR THE NEW YORK TIMES) (MM13); Fighters from the Tigray Defense Forces surveying the wreckage of an Ethiopian Air Force plane downed by the rebels south of Mekelle, Ethiopia, in June 2021. (PHOTOGRAPH BY FINBARR O'REILLY FOR THE NEW YORK TIMES); police used tear gas to disperse protesters at a demonstration against the military coup in Yangon, Myanmar, in February 2021. (PHOTOGRAPH BY YE AUNG THU/AFP, VIA GETTY IMAGES) (MM14); The Hanshin Expressway in Kobe, Japan, after the Great Hanshin Earthquake in January 1995. (PHOTOGRAPH BY KYODO, VIA ASSOCIATED PRESS); The Hanshin Expressway in 2005, after it was rebuilt. (PHOTOGRAPH BY EVERETT KENNEDY BROWN/EPA/SHUTTERSTOCK) (MM16) This article appeared in print on page MM11, MM12, MM13, MM14, MM16.</w:t>
       </w:r>
     </w:p>
     <w:sectPr>

--- a/example_articles/countries/Puerto Rico/3.countries_Puerto Rico_New_York_Times.docx
+++ b/example_articles/countries/Puerto Rico/3.countries_Puerto Rico_New_York_Times.docx
@@ -7,7 +7,7 @@
         <w:pStyle w:val="Heading1"/>
       </w:pPr>
       <w:r>
-        <w:t>In an Age of Constant Disaster, What Does It Mean to Rebuild?; The Tech and Design Issue</w:t>
+        <w:t>Apocalypse. Now What?</w:t>
       </w:r>
     </w:p>
     <w:p>
@@ -17,12 +17,12 @@
     </w:p>
     <w:p>
       <w:r>
-        <w:t>Date: 2022-11-10</w:t>
+        <w:t>Date: 2022-11-13</w:t>
       </w:r>
     </w:p>
     <w:p>
       <w:r>
-        <w:t>Section: MAGAZINE</w:t>
+        <w:t>Section: Section MM; Column 0; Magazine Desk; Pg. 11; THE TECH AND DESIGN ISSUE</w:t>
       </w:r>
     </w:p>
     <w:p>
@@ -49,47 +49,70 @@
     </w:p>
     <w:p>
       <w:r>
-        <w:t>The era we are now in the midst of might be defined, most notably, by the omnipresence of disaster. Plagues, droughts, floods, toxic air and water, wars, massacres, famines, earthquakes, heat waves, wildfires, recessions, dust storms, despotism — slow-motion nightmares are crashing into fast-moving catastrophes, each one amplifying the next.</w:t>
+        <w:t>The era we are now in the midst of might be defined, most notably, by the omnipresence of disaster. Plagues, droughts, floods, toxic air and water, wars, massacres, famines, earthquakes, heat waves, wildfires, recessions, dust storms, despotism -- slow-motion nightmares are crashing into fast-moving catastrophes, each one amplifying the next.</w:t>
         <w:br/>
-        <w:t>I live in California's East Bay, where disaster is a constant threat. In some cities, houses are succumbing to lengthening wildfire seasons, while people living in tents breathe air poisoned by the flames. Seasons of drought are starting to blur into one long era of aridification. Tectonic plates rumble frequently, reminding us that the Hayward fault underneath us is due to cause a major earthquake. Elsewhere, mere weeks after unprecedented heat waves scorched the country this spring, apocalyptic floods began engulfing Pakistan and are ongoing. Tropical hurricanes continue to reshape coastlines in the Gulf of Mexico, their names lingering like ghosts long after their winds have quieted: Katrina, Harvey, Maria. A virulent combination of governmental corruption and the debt traps of the global finance system have contributed heavily to starvation-level food shortages in Sri Lanka. Authoritarian leaders have unleashed mass state violence against protesters in Iran, while far-right extremists clamor violently against democracy in the United States. Disaster is so ubiquitous that the idea of an aftermath has started to lose its meaning. Covid's brutal, blurry slide from pandemic to endemic is an example that underscores one defining truth of our reality: Our disasters don't exactly end; they evolve. And if we are to outlast them, so must we.</w:t>
+        <w:t xml:space="preserve">I live in California's East Bay, where disaster is a constant threat. In some cities, houses are succumbing to lengthening wildfire seasons, while people living in tents breathe air poisoned by the flames. Seasons of drought are starting to blur into one long era of aridification. Tectonic plates rumble frequently, reminding us that the Hayward fault underneath us is due to cause a major earthquake. Elsewhere, mere weeks after unprecedented heat waves scorched the country this spring, apocalyptic floods began engulfing Pakistan and are ongoing. Tropical hurricanes continue to reshape coastlines in the Gulf of Mexico, their names lingering like ghosts long after their winds have quieted: Katrina, Harvey, Maria. A virulent combination of governmental corruption and the debt traps of the global finance system have contributed heavily to starvation-level food shortages in Sri Lanka. Authoritarian leaders have unleashed mass state violence against protesters in Iran, while far-right extremists clamor violently against democracy in the United States. Disaster is so ubiquitous that the idea of an aftermath has started to lose its meaning. Covid's brutal, blurry slide from pandemic to endemic is an example that underscores one defining truth of our reality: Our disasters don't exactly end; they evolve. And if we are to outlast them, so must we. </w:t>
         <w:br/>
-        <w:t>In one respect, we already have: Knowing that hellish dangers lie around every corner has made us better at anticipating and bracing for them. We can detect the warning signs earlier, and as a global society we've improved at mobilizing in response. But the world we knew — where "100-year floods" happened roughly once a century — is ending.</w:t>
+        <w:t xml:space="preserve">  In one respect, we already have: Knowing that hellish dangers lie around every corner has made us better at anticipating and bracing for them. We can detect the warning signs earlier, and as a global society we've improved at mobilizing in response. But the world we knew -- where ''100-year floods'' happened roughly once a century -- is ending.</w:t>
         <w:br/>
-        <w:t xml:space="preserve"> I lead the Headway team at The New York Times, which explores global challenges through the lens of progress. We wanted to understand how people around the world approach rebuilding in this state of continuous disaster. Everywhere we looked, long-simmering crises had reached breaking points: For example, a hurricane that on its own would be an emergency hits a brittle food system misshapen by colonialism, sparking a crisis. These ruptures carry both the threat and possibility of broader transformations. Disasters compress time, and in a world besieged by them, dramatic shifts occur: For planners and architects and officials, whose work typically unfolds over years, disaster recovery requires and enables otherwise-unthinkable haste. For survivors, unfathomable loss creates what the psychologist William James called an "awful discontinuity of past and future." This essay is part of a special issue of The New York Times Magazine about rebuilding. In creating it, we found ourselves widening the lens, from singular dislocations caused by disaster to the wider possibilities for change that emerge as society seesaws between creeping calamities and sudden shocks.</w:t>
+        <w:t xml:space="preserve">  I lead the Headway team at The New York Times, which explores global challenges through the lens of progress. We wanted to understand how people around the world approach rebuilding in this state of continuous disaster. Everywhere we looked, long-simmering crises had reached breaking points: For example, a hurricane that on its own would be an emergency hits a brittle food system misshapen by colonialism, sparking a crisis. These ruptures carry both the threat and possibility of broader transformations. Disasters compress time, and in a world besieged by them, dramatic shifts occur: For planners and architects and officials, whose work typically unfolds over years, disaster recovery requires and enables otherwise-unthinkable haste. For survivors, unfathomable loss creates what the psychologist William James called an ''awful discontinuity of past and future.'' This essay is part of a special issue of The New York Times Magazine about rebuilding. In creating it, we found ourselves widening the lens, from singular dislocations caused by disaster to the wider possibilities for change that emerge as society seesaws between creeping calamities and sudden shocks.</w:t>
         <w:br/>
-        <w:t>To recognize the power of these frenzied moments to transform is not to glorify chaos. Grasping at possibility doesn't begin to ease the struggle of the present. But the steady breakage of the world around us is an omen that another world is coming, and we may have a chance to shape it.</w:t>
+        <w:t xml:space="preserve">  To recognize the power of these frenzied moments to transform is not to glorify chaos. Grasping at possibility doesn't begin to ease the struggle of the present. But the steady breakage of the world around us is an omen that another world is coming, and we may have a chance to shape it.</w:t>
         <w:br/>
-        <w:t xml:space="preserve">Beginning to cope with disaster is a process of trying to turn chaos into order. While Russian troops were still in their city, the people of Irpin were already turning the senselessness of the trauma into monuments of loss and survival, as Linda Kinstler reports. Consider a list of items left on the streets of Irpin after Russian soldiers tore the Ukrainian city apart: children's strollers, a T-shirt, a backpack, a bicycle, an overturned van. Are these sacred objects, or debris, or both? Whether they go to a landfill or to a museum can be a matter of who finds them, what they stand to gain, what they have to carry. </w:t>
+        <w:t xml:space="preserve">  Beginning to cope with disaster is a process of trying to turn chaos into order. While Russian troops were still in their city, the people of Irpin were already turning the senselessness of the trauma into monuments of loss and survival, as Linda Kinstler reports. Consider a list of items left on the streets of Irpin after Russian soldiers tore the Ukrainian city apart: children's strollers, a T-shirt, a backpack, a bicycle, an overturned van. Are these sacred objects, or debris, or both? Whether they go to a landfill or to a museum can be a matter of who finds them, what they stand to gain, what they have to carry. </w:t>
         <w:br/>
-        <w:t>But apocalypses, rock bottoms of various kinds, can also be endings and beginnings at once. And when those apocalypses recur, new beginnings may suggest themselves. The fire that engulfed Brazil's National Museum in 2018 obliterated the cultural artifacts of scores of the country's Indigenous peoples, as Mariana Lenharo and Meghie Rodrigues recount, turning irreplaceable works to ashes. But the next incarnation of the museum, now under construction, will give some Indigenous residents the opportunity to shape their own stories — and curators a chance to rethink who they empower to shape our collective memory of history and the lessons we find in it.</w:t>
+        <w:t xml:space="preserve">  But apocalypses, rock bottoms of various kinds, can also be endings and beginnings at once. And when those apocalypses recur, new beginnings may suggest themselves. The fire that engulfed Brazil's National Museum in 2018 obliterated the cultural artifacts of scores of the country's Indigenous peoples, as Mariana Lenharo and Meghie Rodrigues recount, turning irreplaceable works to ashes. But the next incarnation of the museum, now under construction, will give some Indigenous residents the opportunity to shape their own stories -- and curators a chance to rethink who they empower to shape our collective memory of history and the lessons we find in it.</w:t>
         <w:br/>
-        <w:t>Reaching to the past to reframe the present makes clear that even the existence of these manifold disasters is in part a consequence of the vast — and sometimes reckless — scale in which we've remade the world for centuries. In the decades after the floods of 1914 and 1938 devastated Los Angeles, as Michael Kimmelman writes, the miles-long river coursing through the city was refashioned into a narrow channel to prevent future flooding. Whole communities were cleaved, wedged between highways, railroads and the river that was now a giant concrete scar. While the channel has protected the city from major flooding, it has also worsened the effects of segregation, and so effaced the river that many Angelenos might no longer know it was ever there. The desire to restore residents' access to green spaces has led to a project nearly as bold as the creation of the channel, but one that will need to be executed with far greater care than its predecessor for the people who live alongside it.</w:t>
+        <w:t xml:space="preserve">  Reaching to the past to reframe the present makes clear that even the existence of these manifold disasters is in part a consequence of the vast -- and sometimes reckless -- scale in which we've remade the world for centuries. In the decades after the floods of 1914 and 1938 devastated Los Angeles, as Michael Kimmelman writes, the miles-long river coursing through the city was refashioned into a narrow channel to prevent future flooding. Whole communities were cleaved, wedged between highways, railroads and the river that was now a giant concrete scar. While the channel has protected the city from major flooding, it has also worsened the effects of segregation, and so effaced the river that many Angelenos might no longer know it was ever there. The desire to restore residents' access to green spaces has led to a project nearly as bold as the creation of the channel, but one that will need to be executed with far greater care than its predecessor for the people who live alongside it.</w:t>
         <w:br/>
-        <w:t>These human-caused and "natural" disasters take turns with each other to create a vicious cycle that widens inequities around the globe: Wealthy countries, shielded from the worst consequences of their actions, in turn worsen humankind's shared exposure to risks such as new pathogens and rising seas. Devastated infrastructure and pressing human needs draw lenders and profiteers whose assistance comes with heavy costs. Displacement and deprivation fuel conflict, spurring more of the same. One site of many of those interlocking challenges is Puerto Rico. Moises Velasquez-Manoff transports us to a farm there, planted months before Hurricane Maria destroyed not only crops but also critical roads and disrupted food imports, leaving many hungry. As the farmer in charge of the land prepares at last to plant another farm, Fiona hits.</w:t>
+        <w:t xml:space="preserve">  These human-caused and ''natural'' disasters take turns with each other to create a vicious cycle that widens inequities around the globe: Wealthy countries, shielded from the worst consequences of their actions, in turn worsen humankind's shared exposure to risks such as new pathogens and rising seas. Devastated infrastructure and pressing human needs draw lenders and profiteers whose assistance comes with heavy costs. Displacement and deprivation fuel conflict, spurring more of the same. One site of many of those interlocking challenges is Puerto Rico. Moises Velasquez-Manoff transports us to a farm there, planted months before Hurricane Maria destroyed not only crops but also critical roads and disrupted food imports, leaving many hungry. As the farmer in charge of the land prepares at last to plant another farm, Fiona hits.</w:t>
         <w:br/>
-        <w:t>Was the disaster the first hurricane? The second? Was it a food system, once largely self-sufficient, now dependent on canned produce shipped from the mainland? Was it soil made loose by years of destructive farming? Rebuilding over and over in the face of such interconnected struggles requires trying to strike at all of them at once. In our stories of a world under constant reconstruction, these themes recur. Small beginnings nourish large hopes. Grand visions vie with practical compromises. Imagining another world, as difficult as that is, is still far easier than actually bringing it about.</w:t>
+        <w:t xml:space="preserve">  Was the disaster the first hurricane? The second? Was it a food system, once largely self-sufficient, now dependent on canned produce shipped from the mainland? Was it soil made loose by years of destructive farming? Rebuilding over and over in the face of such interconnected struggles requires trying to strike at all of them at once. In our stories of a world under constant reconstruction, these themes recur. Small beginnings nourish large hopes. Grand visions vie with practical compromises. Imagining another world, as difficult as that is, is still far easier than actually bringing it about.</w:t>
         <w:br/>
-        <w:t>Disasters offer evidence of what humankind is capable of, and that record stretches in many directions — hubris, cruelty and shortsightedness; imagination, generosity and courage. Learning to live with constant disaster means more than preparing an emergency kit and practicing where to brace when the tremors hit. It means considering how to steer the vast transformations that disaster makes both necessary and possible. It means rebuilding and reimagining at once — acknowledging our wounds and still fashioning new visions not just of who we are, or were, but of who we could be.</w:t>
+        <w:t xml:space="preserve">  Disasters offer evidence of what humankind is capable of, and that record stretches in many directions -- hubris, cruelty and shortsightedness; imagination, generosity and courage. Learning to live with constant disaster means more than preparing an emergency kit and practicing where to brace when the tremors hit. It means considering how to steer the vast transformations that disaster makes both necessary and possible. It means rebuilding and reimagining at once -- acknowledging our wounds and still fashioning new visions not just of who we are, or were, but of who we could be.</w:t>
         <w:br/>
-        <w:t>Human beings' most foundational resource for coping with crises is the network of people around us. At every level, from households to governments, the breadth and strength of the bonds among its members can be what determine a community's ability to repair or reimagine itself. Each catastrophe is a test of what kind of society we've built. And each recovery offers a chance, however fleeting, to build another.</w:t>
+        <w:t xml:space="preserve">  Human beings' most foundational resource for coping with crises is the network of people around us. At every level, from households to governments, the breadth and strength of the bonds among its members can be what determine a community's ability to repair or reimagine itself. Each catastrophe is a test of what kind of society we've built. And each recovery offers a chance, however fleeting, to build another.</w:t>
         <w:br/>
-        <w:t>"A power struggle often takes place in disaster," Rebecca Solnit writes in her book "A Paradise Built in Hell." "Real political and social change can result, from that struggle or from the new sense of self and society that emerges." Such a spirit seemed to take hold in the Mano neighborhood in Kobe, Japan, according to Etsuko Yasui, a scholar of disaster at Brandon University. In the 1960s, Mano was rapidly growing into a heavily polluted industrial district. While in other neighborhoods protests led to factories leaving the community, Mano's residents, many of whom worked in nearby factories, pressed for better, cleaner production practices. When a major earthquake struck Kobe in 1995, Mano's residents had already developed the necessary muscles. They organized themselves into amateur firefighting teams. They were not deterred when the water pressure in a fire hydrant proved too low to douse the flames. Someone remembered that one of the local factories had a machine that could increase water pressure; it was retrieved, and the hose was made to work again. Neighbors formed a bucket brigade to move water from a nearby river. Four hours after it began, the fire was out.</w:t>
+        <w:t xml:space="preserve">  ''A power struggle often takes place in disaster,'' Rebecca Solnit writes in her book ''A Paradise Built in Hell.'' ''Real political and social change can result, from that struggle or from the new sense of self and society that emerges.'' Such a spirit seemed to take hold in the Mano neighborhood in Kobe, Japan, according to Etsuko Yasui, a scholar of disaster at Brandon University. In the 1960s, Mano was rapidly growing into a heavily polluted industrial district. While in other neighborhoods protests led to factories leaving the community, Mano's residents, many of whom worked in nearby factories, pressed for better, cleaner production practices. When a major earthquake struck Kobe in 1995, Mano's residents had already developed the necessary muscles. They organized themselves into amateur firefighting teams. They were not deterred when the water pressure in a fire hydrant proved too low to douse the flames. Someone remembered that one of the local factories had a machine that could increase water pressure; it was retrieved, and the hose was made to work again. Neighbors formed a bucket brigade to move water from a nearby river. Four hours after it began, the fire was out.</w:t>
         <w:br/>
-        <w:t>Mano suggests that a community bound together by its response to one crisis is better prepared for the next. Residents had not only an intimate grasp of the resources their neighborhood contained, but enough social glue that they could demonstrate collective leadership. They offer a vision of one way our communities can evolve to meet an era of constant disaster.</w:t>
+        <w:t xml:space="preserve">  Mano suggests that a community bound together by its response to one crisis is better prepared for the next. Residents had not only an intimate grasp of the resources their neighborhood contained, but enough social glue that they could demonstrate collective leadership. They offer a vision of one way our communities can evolve to meet an era of constant disaster.</w:t>
         <w:br/>
-        <w:t>For a glimpse at how a different world might take root even in the middle of a system shock, consider the case of West Street Recovery. In the days after Houston was flooded by Hurricane Harvey, Andrew Barley responded to a Facebook post calling for help with water rescues. Soon enough, he had joined a small crew of volunteers. "Water rescue turned into passing out hot meals, turned into muck and guts — which is cleaning out houses after the storm — turned into passing out clean clothes and cleaning supplies," Barley says. The crush of disaster meant there was little time at first for deliberation and bureaucracy. Even in the crucible of calamity, they managed to articulate a set of shared values and an agreement: Decisions would be made by consensus, but one voice could not overrule an otherwise unanimous choice. Before long, the volunteer operation had become a formal nonprofit.</w:t>
+        <w:t xml:space="preserve">  For a glimpse at how a different world might take root even in the middle of a system shock, consider the case of West Street Recovery. In the days after Houston was flooded by Hurricane Harvey, Andrew Barley responded to a Facebook post calling for help with water rescues. Soon enough, he had joined a small crew of volunteers. ''Water rescue turned into passing out hot meals, turned into muck and guts -- which is cleaning out houses after the storm -- turned into passing out clean clothes and cleaning supplies,'' Barley says. The crush of disaster meant there was little time at first for deliberation and bureaucracy. Even in the crucible of calamity, they managed to articulate a set of shared values and an agreement: Decisions would be made by consensus, but one voice could not overrule an otherwise unanimous choice. Before long, the volunteer operation had become a formal nonprofit.</w:t>
         <w:br/>
-        <w:t>Many such efforts emerge in the immediate aftermath of disaster, then dissipate as the recovery reaches its limits and compassion fatigue sets in. "The real question is not why this brief paradise of mutual aid and altruism appears, but rather why it is ordinarily overwhelmed by another world order," Solnit writes in her book. But five years after Harvey, West Street Recovery has not only continued ongoing disaster response, but spawned a spinoff effort that's also focused on organizing residents around political aims. Perpetual disaster has been the context for that work. "From our perspective, it was Harvey; and then from Harvey, there was a tropical storm two years after," Barley reflected. "And from that, there was the pandemic; and then from the pandemic, there was social uprising. And then from social uprising, there was winter storm Uri. From winter storm Uri to now, we're facing levels of inflation that our working-class communities haven't seen, or their generation hasn't seen, in years." Ben Hirsch, West Street co-director, shares the group's fundamental philosophy: "We're trying to imagine the world that we want, and act and run our organization in that way."</w:t>
+        <w:t xml:space="preserve">  Many such efforts emerge in the immediate aftermath of disaster, then dissipate as the recovery reaches its limits and compassion fatigue sets in. ''The real question is not why this brief paradise of mutual aid and altruism appears, but rather why it is ordinarily overwhelmed by another world order,'' Solnit writes in her book. But five years after Harvey, West Street Recovery has not only continued ongoing disaster response, but spawned a spinoff effort that's also focused on organizing residents around political aims. Perpetual disaster has been the context for that work. ''From our perspective, it was Harvey; and then from Harvey, there was a tropical storm two years after,'' Barley reflected. ''And from that, there was the pandemic; and then from the pandemic, there was social uprising. And then from social uprising, there was winter storm Uri. From winter storm Uri to now, we're facing levels of inflation that our working-class communities haven't seen, or their generation hasn't seen, in years.'' Ben Hirsch, West Street co-director, shares the group's fundamental philosophy: ''We're trying to imagine the world that we want, and act and run our organization in that way.''</w:t>
         <w:br/>
-        <w:t>This is not the kind of effort poised to scale into a large organization. For the first four years, Hirsch said, they worked in four ZIP codes. Now they work in five. The ideal future for West Street, Barley imagines, is that the community that gave rise to it builds the capacity in itself to carry on the work, and he goes on to share the knowledge he's built with other people in other places. In this community, struck by disaster after disaster, they've found ways to move through both the recurring shocks and the systemic ills that give rise to them at once. What would change about the ways we live in this age of disaster if we invested in that kind of localized mutual aid all over the globe?</w:t>
+        <w:t xml:space="preserve">  This is not the kind of effort poised to scale into a large organization. For the first four years, Hirsch said, they worked in four ZIP codes. Now they work in five. The ideal future for West Street, Barley imagines, is that the community that gave rise to it builds the capacity in itself to carry on the work, and he goes on to share the knowledge he's built with other people in other places. In this community, struck by disaster after disaster, they've found ways to move through both the recurring shocks and the systemic ills that give rise to them at once. What would change about the ways we live in this age of disaster if we invested in that kind of localized mutual aid all over the globe?</w:t>
         <w:br/>
-        <w:t>The stealthiest danger in a world shaken by ongoing calamities might be that calamity becomes ordinary. We learn to cope with it from day to day, but lose the ability to imagine beyond it. I hope the articles in this special issue about rebuilding are an antidote to that danger. Disaster may be our present and future, but may the certainty of a vastly changing world keep us also alert to its vast possibility.</w:t>
+        <w:t xml:space="preserve">  The stealthiest danger in a world shaken by ongoing calamities might be that calamity becomes ordinary. We learn to cope with it from day to day, but lose the ability to imagine beyond it. I hope the articles in this special issue about rebuilding are an antidote to that danger. Disaster may be our present and future, but may the certainty of a vastly changing world keep us also alert to its vast possibility.</w:t>
         <w:br/>
-        <w:t>The Headway initiative is funded through grants from the Ford Foundation, the William and Flora Hewlett Foundation and the Stavros Niarchos Foundation (SNF), with Rockefeller Philanthropy Advisors serving as a fiscal sponsor. The Woodcock Foundation is a funder of Headway's public square. Funders have no control over the selection, focus of stories or the editing process and do not review stories before publication. The Times retains full editorial control of the Headway initiative.</w:t>
+        <w:t xml:space="preserve">  The Headway initiative is funded through grants from the Ford Foundation, the William and Flora Hewlett Foundation and the Stavros Niarchos Foundation (SNF), with Rockefeller Philanthropy Advisors serving as a fiscal sponsor. The Woodcock Foundation is a funder of Headway's public square. Funders have no control over the selection, focus of stories or the editing process and do not review stories before publication. The Times retains full editorial control of the Headway initiative.</w:t>
         <w:br/>
-        <w:t>Matthew Thompson is the editor of the Headway team at The Times. He serves on the board for The Texas Tribune and Capital B, and the steering committee for the Reporters Committee for Freedom of the Press.</w:t>
+        <w:t xml:space="preserve">  Matthew Thompson is the editor of the Headway team at The Times. He serves on the board for The Texas Tribune and Capital B, and the steering committee for the Reporters Committee for Freedom of the Press.</w:t>
         <w:br/>
-        <w:t>PHOTOS: PHOTO (PHOTOGRAPH BY JAMIE CHUNG; CONCEPT BY PABLO DELCAN) (MM11); The Caldor Fire in California burned more than 200,000 acres of land and destroyed hundreds of homes in 2021. (PHOTOGRAPH BY MAX WHITTAKER FOR THE NEW YORK TIMES) (MM12); Polluted floodwater from Hurricane Harvey surrounding homes in Beaumont, Texas, in August 2017. (PHOTOGRAPH BY ALYSSA SCHUKAR FOR THE NEW YORK TIMES) (MM13); Fighters from the Tigray Defense Forces surveying the wreckage of an Ethiopian Air Force plane downed by the rebels south of Mekelle, Ethiopia, in June 2021. (PHOTOGRAPH BY FINBARR O'REILLY FOR THE NEW YORK TIMES); police used tear gas to disperse protesters at a demonstration against the military coup in Yangon, Myanmar, in February 2021. (PHOTOGRAPH BY YE AUNG THU/AFP, VIA GETTY IMAGES) (MM14); The Hanshin Expressway in Kobe, Japan, after the Great Hanshin Earthquake in January 1995. (PHOTOGRAPH BY KYODO, VIA ASSOCIATED PRESS); The Hanshin Expressway in 2005, after it was rebuilt. (PHOTOGRAPH BY EVERETT KENNEDY BROWN/EPA/SHUTTERSTOCK) (MM16) This article appeared in print on page MM11, MM12, MM13, MM14, MM16.</w:t>
+        <w:br/>
+        <w:t>https://www.nytimes.com/2022/11/10/magazine/natural-disaster-rebuild.html</w:t>
+        <w:br/>
+        <w:br/>
+        <w:t>Graphic</w:t>
+        <w:br/>
+        <w:br/>
+        <w:t xml:space="preserve"> </w:t>
+        <w:br/>
+        <w:t>PHOTOS: PHOTO (PHOTOGRAPH BY JAMIE CHUNG</w:t>
+        <w:br/>
+        <w:t>CONCEPT BY PABLO DELCAN) (MM11)</w:t>
+        <w:br/>
+        <w:t>The Caldor Fire in California burned more than 200,000 acres of land and destroyed hundreds of homes in 2021. (PHOTOGRAPH BY MAX WHITTAKER FOR THE NEW YORK TIMES) (MM12)</w:t>
+        <w:br/>
+        <w:t>Polluted floodwater from Hurricane Harvey surrounding homes in Beaumont, Texas, in August 2017. (PHOTOGRAPH BY ALYSSA SCHUKAR FOR THE NEW YORK TIMES) (MM13)</w:t>
+        <w:br/>
+        <w:t>Fighters from the Tigray Defense Forces surveying the wreckage of an Ethiopian Air Force plane downed by the rebels south of Mekelle, Ethiopia, in June 2021. (PHOTOGRAPH BY FINBARR O'REILLY FOR THE NEW YORK TIMES)</w:t>
+        <w:br/>
+        <w:t>police used tear gas to disperse protesters at a demonstration against the military coup in Yangon, Myanmar, in February 2021. (PHOTOGRAPH BY YE AUNG THU/AFP, VIA GETTY IMAGES) (MM14)</w:t>
+        <w:br/>
+        <w:t>The Hanshin Expressway in Kobe, Japan, after the Great Hanshin Earthquake in January 1995. (PHOTOGRAPH BY KYODO, VIA ASSOCIATED PRESS)</w:t>
+        <w:br/>
+        <w:t xml:space="preserve"> The Hanshin Expressway in 2005, after it was rebuilt. (PHOTOGRAPH BY EVERETT KENNEDY BROWN/EPA/SHUTTERSTOCK) (MM16) This article appeared in print on page MM11, MM12, MM13, MM14, MM16.</w:t>
       </w:r>
     </w:p>
     <w:sectPr>
